--- a/docs/perfil_de_proyecto.docx
+++ b/docs/perfil_de_proyecto.docx
@@ -273,20 +273,8 @@
           <w:sz w:val="26"/>
           <w:szCs w:val="26"/>
         </w:rPr>
-        <w:t>DESARROLLO DE MICROSERVICIOS PARA PLATAFORMA DE INTERMEDIACIÓN LABORAL EN SERVICIOS TÉCNICOS Y DOMÉSTICOS (PLOMERÍA, LIMPIEZA) EN LA PAZ, BOLIVIA</w:t>
-      </w:r>
-    </w:p>
-    <w:p>
-      <w:pPr>
-        <w:jc w:val="center"/>
-        <w:rPr>
-          <w:rFonts w:ascii="Times New Roman" w:hAnsi="Times New Roman" w:cs="Times New Roman"/>
-          <w:b/>
-          <w:bCs/>
-          <w:sz w:val="26"/>
-          <w:szCs w:val="26"/>
-        </w:rPr>
-      </w:pPr>
+        <w:t>PLATAFORMA WEB BASADA EN MICROSERVICIOS PARA LA INTERMEDIACIÓN CONFIABLE DE SERVICIOS TÉCNICOS Y DOMÉSTICOS EN LA PAZ, BOLIVIA</w:t>
+      </w:r>
     </w:p>
     <w:p>
       <w:pPr>
@@ -617,7 +605,11 @@
     <w:sdt>
       <w:sdtPr>
         <w:rPr>
-          <w:lang w:val="es-ES"/>
+          <w:rFonts w:ascii="Arial" w:eastAsia="Arial" w:hAnsi="Arial" w:cs="Arial"/>
+          <w:color w:val="auto"/>
+          <w:sz w:val="22"/>
+          <w:szCs w:val="22"/>
+          <w:lang w:val="es-ES" w:eastAsia="en-US"/>
         </w:rPr>
         <w:id w:val="-2077344846"/>
         <w:docPartObj>
@@ -627,13 +619,8 @@
       </w:sdtPr>
       <w:sdtEndPr>
         <w:rPr>
-          <w:rFonts w:ascii="Arial" w:eastAsia="Arial" w:hAnsi="Arial" w:cs="Arial"/>
           <w:b/>
           <w:bCs/>
-          <w:color w:val="auto"/>
-          <w:sz w:val="22"/>
-          <w:szCs w:val="22"/>
-          <w:lang w:eastAsia="en-US"/>
         </w:rPr>
       </w:sdtEndPr>
       <w:sdtContent>
@@ -2734,13 +2721,6 @@
           <w:szCs w:val="20"/>
         </w:rPr>
         <w:tab/>
-      </w:r>
-      <w:r>
-        <w:rPr>
-          <w:rFonts w:ascii="Times New Roman" w:hAnsi="Times New Roman" w:cs="Times New Roman"/>
-          <w:sz w:val="20"/>
-          <w:szCs w:val="20"/>
-        </w:rPr>
         <w:t xml:space="preserve">Tabla </w:t>
       </w:r>
       <w:r>
@@ -5100,6 +5080,7 @@
   <w:style w:type="character" w:default="1" w:styleId="Fuentedeprrafopredeter">
     <w:name w:val="Default Paragraph Font"/>
     <w:uiPriority w:val="1"/>
+    <w:semiHidden/>
     <w:unhideWhenUsed/>
   </w:style>
   <w:style w:type="table" w:default="1" w:styleId="Tablanormal">
